--- a/张希哲简历.docx
+++ b/张希哲简历.docx
@@ -1,6 +1,6 @@
 
 <file path=word/document.xml><?xml version="1.0" encoding="utf-8"?>
-<w:document xmlns:wpc="http://schemas.microsoft.com/office/word/2010/wordprocessingCanvas" xmlns:cx="http://schemas.microsoft.com/office/drawing/2014/chartex" xmlns:cx1="http://schemas.microsoft.com/office/drawing/2015/9/8/chartex" xmlns:cx2="http://schemas.microsoft.com/office/drawing/2015/10/21/chartex" xmlns:cx3="http://schemas.microsoft.com/office/drawing/2016/5/9/chartex" xmlns:cx4="http://schemas.microsoft.com/office/drawing/2016/5/10/chartex" xmlns:cx5="http://schemas.microsoft.com/office/drawing/2016/5/11/chartex" xmlns:cx6="http://schemas.microsoft.com/office/drawing/2016/5/12/chartex" xmlns:cx7="http://schemas.microsoft.com/office/drawing/2016/5/13/chartex" xmlns:cx8="http://schemas.microsoft.com/office/drawing/2016/5/14/chartex" xmlns:mc="http://schemas.openxmlformats.org/markup-compatibility/2006" xmlns:aink="http://schemas.microsoft.com/office/drawing/2016/ink" xmlns:am3d="http://schemas.microsoft.com/office/drawing/2017/model3d" xmlns:o="urn:schemas-microsoft-com:office:office" xmlns:r="http://schemas.openxmlformats.org/officeDocument/2006/relationships" xmlns:m="http://schemas.openxmlformats.org/officeDocument/2006/math" xmlns:v="urn:schemas-microsoft-com:vml" xmlns:wp14="http://schemas.microsoft.com/office/word/2010/wordprocessingDrawing" xmlns:wp="http://schemas.openxmlformats.org/drawingml/2006/wordprocessingDrawing" xmlns:w10="urn:schemas-microsoft-com:office:word" xmlns:w="http://schemas.openxmlformats.org/wordprocessingml/2006/main" xmlns:w14="http://schemas.microsoft.com/office/word/2010/wordml" xmlns:w15="http://schemas.microsoft.com/office/word/2012/wordml" xmlns:w16cex="http://schemas.microsoft.com/office/word/2018/wordml/cex" xmlns:w16cid="http://schemas.microsoft.com/office/word/2016/wordml/cid" xmlns:w16="http://schemas.microsoft.com/office/word/2018/wordml" xmlns:w16sdtdh="http://schemas.microsoft.com/office/word/2020/wordml/sdtdatahash" xmlns:w16se="http://schemas.microsoft.com/office/word/2015/wordml/symex" xmlns:wpg="http://schemas.microsoft.com/office/word/2010/wordprocessingGroup" xmlns:wpi="http://schemas.microsoft.com/office/word/2010/wordprocessingInk" xmlns:wne="http://schemas.microsoft.com/office/word/2006/wordml" xmlns:wps="http://schemas.microsoft.com/office/word/2010/wordprocessingShape" mc:Ignorable="w14 w15 w16se w16cid w16 w16cex w16sdtdh wp14">
+<w:document xmlns:wpc="http://schemas.microsoft.com/office/word/2010/wordprocessingCanvas" xmlns:cx="http://schemas.microsoft.com/office/drawing/2014/chartex" xmlns:cx1="http://schemas.microsoft.com/office/drawing/2015/9/8/chartex" xmlns:cx2="http://schemas.microsoft.com/office/drawing/2015/10/21/chartex" xmlns:cx3="http://schemas.microsoft.com/office/drawing/2016/5/9/chartex" xmlns:cx4="http://schemas.microsoft.com/office/drawing/2016/5/10/chartex" xmlns:cx5="http://schemas.microsoft.com/office/drawing/2016/5/11/chartex" xmlns:cx6="http://schemas.microsoft.com/office/drawing/2016/5/12/chartex" xmlns:cx7="http://schemas.microsoft.com/office/drawing/2016/5/13/chartex" xmlns:cx8="http://schemas.microsoft.com/office/drawing/2016/5/14/chartex" xmlns:mc="http://schemas.openxmlformats.org/markup-compatibility/2006" xmlns:aink="http://schemas.microsoft.com/office/drawing/2016/ink" xmlns:am3d="http://schemas.microsoft.com/office/drawing/2017/model3d" xmlns:o="urn:schemas-microsoft-com:office:office" xmlns:oel="http://schemas.microsoft.com/office/2019/extlst" xmlns:r="http://schemas.openxmlformats.org/officeDocument/2006/relationships" xmlns:m="http://schemas.openxmlformats.org/officeDocument/2006/math" xmlns:v="urn:schemas-microsoft-com:vml" xmlns:wp14="http://schemas.microsoft.com/office/word/2010/wordprocessingDrawing" xmlns:wp="http://schemas.openxmlformats.org/drawingml/2006/wordprocessingDrawing" xmlns:w10="urn:schemas-microsoft-com:office:word" xmlns:w="http://schemas.openxmlformats.org/wordprocessingml/2006/main" xmlns:w14="http://schemas.microsoft.com/office/word/2010/wordml" xmlns:w15="http://schemas.microsoft.com/office/word/2012/wordml" xmlns:w16cex="http://schemas.microsoft.com/office/word/2018/wordml/cex" xmlns:w16cid="http://schemas.microsoft.com/office/word/2016/wordml/cid" xmlns:w16="http://schemas.microsoft.com/office/word/2018/wordml" xmlns:w16du="http://schemas.microsoft.com/office/word/2023/wordml/word16du" xmlns:w16sdtdh="http://schemas.microsoft.com/office/word/2020/wordml/sdtdatahash" xmlns:w16sdtfl="http://schemas.microsoft.com/office/word/2024/wordml/sdtformatlock" xmlns:w16se="http://schemas.microsoft.com/office/word/2015/wordml/symex" xmlns:wpg="http://schemas.microsoft.com/office/word/2010/wordprocessingGroup" xmlns:wpi="http://schemas.microsoft.com/office/word/2010/wordprocessingInk" xmlns:wne="http://schemas.microsoft.com/office/word/2006/wordml" xmlns:wps="http://schemas.microsoft.com/office/word/2010/wordprocessingShape" mc:Ignorable="w14 w15 w16se w16cid w16 w16cex w16sdtdh w16sdtfl w16du wp14">
   <w:body>
     <w:p>
       <w:pPr>
@@ -195,7 +195,7 @@
       <w:pPr>
         <w:ind w:left="1440" w:firstLine="720"/>
         <w:rPr>
-          <w:rFonts w:ascii="微软雅黑" w:hAnsi="微软雅黑"/>
+          <w:rFonts w:ascii="微软雅黑" w:hAnsi="微软雅黑" w:hint="eastAsia"/>
           <w:sz w:val="24"/>
           <w:szCs w:val="36"/>
           <w:lang w:eastAsia="zh-CN"/>
@@ -260,7 +260,6 @@
       <w:pPr>
         <w:ind w:left="1440" w:firstLine="720"/>
         <w:rPr>
-          <w:rFonts w:hint="eastAsia"/>
           <w:lang w:eastAsia="zh-CN"/>
         </w:rPr>
       </w:pPr>
@@ -322,7 +321,6 @@
     <w:p>
       <w:pPr>
         <w:rPr>
-          <w:rFonts w:hint="eastAsia"/>
           <w:lang w:eastAsia="zh-CN"/>
         </w:rPr>
       </w:pPr>
@@ -356,7 +354,7 @@
             <w:pPr>
               <w:jc w:val="center"/>
               <w:rPr>
-                <w:rFonts w:ascii="微软雅黑" w:hAnsi="微软雅黑" w:cs="微软雅黑"/>
+                <w:rFonts w:ascii="微软雅黑" w:hAnsi="微软雅黑" w:cs="微软雅黑" w:hint="eastAsia"/>
                 <w:b/>
                 <w:sz w:val="28"/>
                 <w:szCs w:val="28"/>
@@ -390,7 +388,7 @@
           <w:p>
             <w:pPr>
               <w:rPr>
-                <w:rFonts w:ascii="微软雅黑" w:hAnsi="微软雅黑" w:cs="微软雅黑"/>
+                <w:rFonts w:ascii="微软雅黑" w:hAnsi="微软雅黑" w:cs="微软雅黑" w:hint="eastAsia"/>
                 <w:b/>
                 <w:sz w:val="20"/>
                 <w:szCs w:val="20"/>
@@ -404,7 +402,8 @@
       <w:pPr>
         <w:rPr>
           <w:rFonts w:ascii="微软雅黑" w:hAnsi="微软雅黑" w:cs="微软雅黑"/>
-          <w:sz w:val="22"/>
+          <w:sz w:val="24"/>
+          <w:szCs w:val="24"/>
           <w:lang w:eastAsia="zh-CN"/>
         </w:rPr>
       </w:pPr>
@@ -415,7 +414,25 @@
           <w:szCs w:val="24"/>
           <w:lang w:eastAsia="zh-CN"/>
         </w:rPr>
-        <w:t>高通量计算；</w:t>
+        <w:t>高通量计算</w:t>
+      </w:r>
+      <w:r>
+        <w:rPr>
+          <w:rFonts w:ascii="微软雅黑" w:hAnsi="微软雅黑" w:cs="微软雅黑" w:hint="eastAsia"/>
+          <w:sz w:val="24"/>
+          <w:szCs w:val="24"/>
+          <w:lang w:eastAsia="zh-CN"/>
+        </w:rPr>
+        <w:t>发现</w:t>
+      </w:r>
+      <w:r>
+        <w:rPr>
+          <w:rFonts w:ascii="微软雅黑" w:hAnsi="微软雅黑" w:cs="微软雅黑" w:hint="eastAsia"/>
+          <w:sz w:val="24"/>
+          <w:szCs w:val="24"/>
+          <w:lang w:eastAsia="zh-CN"/>
+        </w:rPr>
+        <w:t>新材料（</w:t>
       </w:r>
       <w:r>
         <w:rPr>
@@ -442,7 +459,7 @@
           <w:szCs w:val="24"/>
           <w:lang w:eastAsia="zh-CN"/>
         </w:rPr>
-        <w:t>材料、高分子材料的计算与模拟</w:t>
+        <w:t>材料</w:t>
       </w:r>
       <w:r>
         <w:rPr>
@@ -451,8 +468,44 @@
           <w:szCs w:val="24"/>
           <w:lang w:eastAsia="zh-CN"/>
         </w:rPr>
+        <w:t>）；</w:t>
+      </w:r>
+      <w:r>
+        <w:rPr>
+          <w:rFonts w:ascii="微软雅黑" w:hAnsi="微软雅黑" w:cs="微软雅黑" w:hint="eastAsia"/>
+          <w:sz w:val="24"/>
+          <w:szCs w:val="24"/>
+          <w:lang w:eastAsia="zh-CN"/>
+        </w:rPr>
+        <w:t>AI for materials；</w:t>
+      </w:r>
+      <w:r>
+        <w:rPr>
+          <w:rFonts w:ascii="微软雅黑" w:hAnsi="微软雅黑" w:cs="微软雅黑" w:hint="eastAsia"/>
+          <w:sz w:val="24"/>
+          <w:szCs w:val="24"/>
+          <w:lang w:eastAsia="zh-CN"/>
+        </w:rPr>
+        <w:t>高分子材料的计算与模拟</w:t>
+      </w:r>
+      <w:r>
+        <w:rPr>
+          <w:rFonts w:ascii="微软雅黑" w:hAnsi="微软雅黑" w:cs="微软雅黑" w:hint="eastAsia"/>
+          <w:sz w:val="24"/>
+          <w:szCs w:val="24"/>
+          <w:lang w:eastAsia="zh-CN"/>
+        </w:rPr>
         <w:t>；</w:t>
       </w:r>
+    </w:p>
+    <w:p>
+      <w:pPr>
+        <w:rPr>
+          <w:rFonts w:ascii="微软雅黑" w:hAnsi="微软雅黑" w:cs="微软雅黑" w:hint="eastAsia"/>
+          <w:sz w:val="22"/>
+          <w:lang w:eastAsia="zh-CN"/>
+        </w:rPr>
+      </w:pPr>
       <w:r>
         <w:rPr>
           <w:rFonts w:ascii="微软雅黑" w:hAnsi="微软雅黑" w:cs="微软雅黑" w:hint="eastAsia"/>
@@ -460,7 +513,7 @@
           <w:szCs w:val="24"/>
           <w:lang w:eastAsia="zh-CN"/>
         </w:rPr>
-        <w:t>第一性原理计算DFT(VASP</w:t>
+        <w:t>第一性原理计算DFT</w:t>
       </w:r>
       <w:r>
         <w:rPr>
@@ -469,7 +522,7 @@
           <w:szCs w:val="24"/>
           <w:lang w:eastAsia="zh-CN"/>
         </w:rPr>
-        <w:t>)</w:t>
+        <w:t>（</w:t>
       </w:r>
       <w:r>
         <w:rPr>
@@ -478,7 +531,79 @@
           <w:szCs w:val="24"/>
           <w:lang w:eastAsia="zh-CN"/>
         </w:rPr>
-        <w:t>和分子动力学模拟(LAMMPS, ASE)等。</w:t>
+        <w:t>VASP</w:t>
+      </w:r>
+      <w:r>
+        <w:rPr>
+          <w:rFonts w:ascii="微软雅黑" w:hAnsi="微软雅黑" w:cs="微软雅黑" w:hint="eastAsia"/>
+          <w:sz w:val="24"/>
+          <w:szCs w:val="24"/>
+          <w:lang w:eastAsia="zh-CN"/>
+        </w:rPr>
+        <w:t>）和</w:t>
+      </w:r>
+      <w:r>
+        <w:rPr>
+          <w:rFonts w:ascii="微软雅黑" w:hAnsi="微软雅黑" w:cs="微软雅黑" w:hint="eastAsia"/>
+          <w:sz w:val="24"/>
+          <w:szCs w:val="24"/>
+          <w:lang w:eastAsia="zh-CN"/>
+        </w:rPr>
+        <w:t>分子动力学模拟</w:t>
+      </w:r>
+      <w:r>
+        <w:rPr>
+          <w:rFonts w:ascii="微软雅黑" w:hAnsi="微软雅黑" w:cs="微软雅黑" w:hint="eastAsia"/>
+          <w:sz w:val="24"/>
+          <w:szCs w:val="24"/>
+          <w:lang w:eastAsia="zh-CN"/>
+        </w:rPr>
+        <w:t>（</w:t>
+      </w:r>
+      <w:r>
+        <w:rPr>
+          <w:rFonts w:ascii="微软雅黑" w:hAnsi="微软雅黑" w:cs="微软雅黑" w:hint="eastAsia"/>
+          <w:sz w:val="24"/>
+          <w:szCs w:val="24"/>
+          <w:lang w:eastAsia="zh-CN"/>
+        </w:rPr>
+        <w:t>LAMMPS</w:t>
+      </w:r>
+      <w:r>
+        <w:rPr>
+          <w:rFonts w:ascii="微软雅黑" w:hAnsi="微软雅黑" w:cs="微软雅黑" w:hint="eastAsia"/>
+          <w:sz w:val="24"/>
+          <w:szCs w:val="24"/>
+          <w:lang w:eastAsia="zh-CN"/>
+        </w:rPr>
+        <w:t>，</w:t>
+      </w:r>
+      <w:r>
+        <w:rPr>
+          <w:rFonts w:ascii="微软雅黑" w:hAnsi="微软雅黑" w:cs="微软雅黑" w:hint="eastAsia"/>
+          <w:sz w:val="24"/>
+          <w:szCs w:val="24"/>
+          <w:lang w:eastAsia="zh-CN"/>
+        </w:rPr>
+        <w:t>ASE</w:t>
+      </w:r>
+      <w:r>
+        <w:rPr>
+          <w:rFonts w:ascii="微软雅黑" w:hAnsi="微软雅黑" w:cs="微软雅黑" w:hint="eastAsia"/>
+          <w:sz w:val="24"/>
+          <w:szCs w:val="24"/>
+          <w:lang w:eastAsia="zh-CN"/>
+        </w:rPr>
+        <w:t>）</w:t>
+      </w:r>
+      <w:r>
+        <w:rPr>
+          <w:rFonts w:ascii="微软雅黑" w:hAnsi="微软雅黑" w:cs="微软雅黑" w:hint="eastAsia"/>
+          <w:sz w:val="24"/>
+          <w:szCs w:val="24"/>
+          <w:lang w:eastAsia="zh-CN"/>
+        </w:rPr>
+        <w:t>。</w:t>
       </w:r>
     </w:p>
     <w:tbl>
@@ -509,7 +634,7 @@
             <w:pPr>
               <w:jc w:val="center"/>
               <w:rPr>
-                <w:rFonts w:ascii="微软雅黑" w:hAnsi="微软雅黑" w:cs="微软雅黑"/>
+                <w:rFonts w:ascii="微软雅黑" w:hAnsi="微软雅黑" w:cs="微软雅黑" w:hint="eastAsia"/>
                 <w:b/>
                 <w:sz w:val="28"/>
                 <w:szCs w:val="28"/>
@@ -542,7 +667,7 @@
           <w:p>
             <w:pPr>
               <w:rPr>
-                <w:rFonts w:ascii="微软雅黑" w:hAnsi="微软雅黑" w:cs="微软雅黑"/>
+                <w:rFonts w:ascii="微软雅黑" w:hAnsi="微软雅黑" w:cs="微软雅黑" w:hint="eastAsia"/>
                 <w:sz w:val="28"/>
                 <w:szCs w:val="28"/>
               </w:rPr>
@@ -583,7 +708,7 @@
             <w:pPr>
               <w:jc w:val="center"/>
               <w:rPr>
-                <w:rFonts w:ascii="微软雅黑" w:hAnsi="微软雅黑" w:cs="微软雅黑"/>
+                <w:rFonts w:ascii="微软雅黑" w:hAnsi="微软雅黑" w:cs="微软雅黑" w:hint="eastAsia"/>
                 <w:sz w:val="24"/>
                 <w:szCs w:val="24"/>
               </w:rPr>
@@ -618,7 +743,7 @@
             <w:pPr>
               <w:jc w:val="center"/>
               <w:rPr>
-                <w:rFonts w:ascii="微软雅黑" w:hAnsi="微软雅黑" w:cs="微软雅黑"/>
+                <w:rFonts w:ascii="微软雅黑" w:hAnsi="微软雅黑" w:cs="微软雅黑" w:hint="eastAsia"/>
                 <w:sz w:val="24"/>
                 <w:szCs w:val="24"/>
               </w:rPr>
@@ -652,7 +777,7 @@
             <w:pPr>
               <w:jc w:val="center"/>
               <w:rPr>
-                <w:rFonts w:ascii="微软雅黑" w:hAnsi="微软雅黑" w:cs="微软雅黑"/>
+                <w:rFonts w:ascii="微软雅黑" w:hAnsi="微软雅黑" w:cs="微软雅黑" w:hint="eastAsia"/>
                 <w:sz w:val="24"/>
                 <w:szCs w:val="24"/>
                 <w:lang w:eastAsia="zh-CN"/>
@@ -687,7 +812,7 @@
             <w:pPr>
               <w:jc w:val="center"/>
               <w:rPr>
-                <w:rFonts w:ascii="微软雅黑" w:hAnsi="微软雅黑" w:cs="微软雅黑"/>
+                <w:rFonts w:ascii="微软雅黑" w:hAnsi="微软雅黑" w:cs="微软雅黑" w:hint="eastAsia"/>
                 <w:sz w:val="24"/>
                 <w:szCs w:val="24"/>
               </w:rPr>
@@ -723,7 +848,7 @@
             <w:pPr>
               <w:jc w:val="center"/>
               <w:rPr>
-                <w:rFonts w:ascii="微软雅黑" w:hAnsi="微软雅黑" w:cs="微软雅黑"/>
+                <w:rFonts w:ascii="微软雅黑" w:hAnsi="微软雅黑" w:cs="微软雅黑" w:hint="eastAsia"/>
                 <w:sz w:val="24"/>
                 <w:szCs w:val="24"/>
               </w:rPr>
@@ -758,7 +883,7 @@
             <w:pPr>
               <w:jc w:val="center"/>
               <w:rPr>
-                <w:rFonts w:ascii="微软雅黑" w:hAnsi="微软雅黑" w:cs="微软雅黑"/>
+                <w:rFonts w:ascii="微软雅黑" w:hAnsi="微软雅黑" w:cs="微软雅黑" w:hint="eastAsia"/>
                 <w:sz w:val="24"/>
                 <w:szCs w:val="24"/>
               </w:rPr>
@@ -792,7 +917,7 @@
             <w:pPr>
               <w:jc w:val="center"/>
               <w:rPr>
-                <w:rFonts w:ascii="微软雅黑" w:hAnsi="微软雅黑" w:cs="微软雅黑"/>
+                <w:rFonts w:ascii="微软雅黑" w:hAnsi="微软雅黑" w:cs="微软雅黑" w:hint="eastAsia"/>
                 <w:sz w:val="24"/>
                 <w:szCs w:val="24"/>
               </w:rPr>
@@ -826,7 +951,7 @@
             <w:pPr>
               <w:jc w:val="center"/>
               <w:rPr>
-                <w:rFonts w:ascii="微软雅黑" w:hAnsi="微软雅黑" w:cs="微软雅黑"/>
+                <w:rFonts w:ascii="微软雅黑" w:hAnsi="微软雅黑" w:cs="微软雅黑" w:hint="eastAsia"/>
                 <w:sz w:val="24"/>
                 <w:szCs w:val="24"/>
               </w:rPr>
@@ -859,7 +984,7 @@
             <w:pPr>
               <w:jc w:val="center"/>
               <w:rPr>
-                <w:rFonts w:ascii="微软雅黑" w:hAnsi="微软雅黑" w:cs="微软雅黑"/>
+                <w:rFonts w:ascii="微软雅黑" w:hAnsi="微软雅黑" w:cs="微软雅黑" w:hint="eastAsia"/>
                 <w:sz w:val="24"/>
                 <w:szCs w:val="24"/>
               </w:rPr>
@@ -891,7 +1016,7 @@
             <w:pPr>
               <w:jc w:val="center"/>
               <w:rPr>
-                <w:rFonts w:ascii="微软雅黑" w:hAnsi="微软雅黑" w:cs="微软雅黑"/>
+                <w:rFonts w:ascii="微软雅黑" w:hAnsi="微软雅黑" w:cs="微软雅黑" w:hint="eastAsia"/>
                 <w:sz w:val="24"/>
                 <w:szCs w:val="24"/>
               </w:rPr>
@@ -922,7 +1047,7 @@
             <w:pPr>
               <w:jc w:val="center"/>
               <w:rPr>
-                <w:rFonts w:ascii="微软雅黑" w:hAnsi="微软雅黑" w:cs="微软雅黑"/>
+                <w:rFonts w:ascii="微软雅黑" w:hAnsi="微软雅黑" w:cs="微软雅黑" w:hint="eastAsia"/>
                 <w:sz w:val="24"/>
                 <w:szCs w:val="24"/>
               </w:rPr>
@@ -953,7 +1078,7 @@
             <w:pPr>
               <w:jc w:val="center"/>
               <w:rPr>
-                <w:rFonts w:ascii="微软雅黑" w:hAnsi="微软雅黑" w:cs="微软雅黑"/>
+                <w:rFonts w:ascii="微软雅黑" w:hAnsi="微软雅黑" w:cs="微软雅黑" w:hint="eastAsia"/>
                 <w:sz w:val="24"/>
                 <w:szCs w:val="24"/>
                 <w:lang w:eastAsia="zh-CN"/>
@@ -1009,7 +1134,7 @@
             <w:pPr>
               <w:jc w:val="center"/>
               <w:rPr>
-                <w:rFonts w:ascii="微软雅黑" w:hAnsi="微软雅黑" w:cs="微软雅黑"/>
+                <w:rFonts w:ascii="微软雅黑" w:hAnsi="微软雅黑" w:cs="微软雅黑" w:hint="eastAsia"/>
                 <w:b/>
                 <w:sz w:val="28"/>
                 <w:szCs w:val="28"/>
@@ -1042,7 +1167,7 @@
           <w:p>
             <w:pPr>
               <w:rPr>
-                <w:rFonts w:ascii="微软雅黑" w:hAnsi="微软雅黑" w:cs="微软雅黑"/>
+                <w:rFonts w:ascii="微软雅黑" w:hAnsi="微软雅黑" w:cs="微软雅黑" w:hint="eastAsia"/>
                 <w:sz w:val="28"/>
                 <w:szCs w:val="28"/>
               </w:rPr>
@@ -1059,7 +1184,7 @@
           <w:numId w:val="7"/>
         </w:numPr>
         <w:rPr>
-          <w:rFonts w:ascii="微软雅黑" w:hAnsi="微软雅黑" w:cs="微软雅黑"/>
+          <w:rFonts w:ascii="微软雅黑" w:hAnsi="微软雅黑" w:cs="微软雅黑" w:hint="eastAsia"/>
           <w:b/>
           <w:sz w:val="28"/>
           <w:szCs w:val="28"/>
@@ -1081,7 +1206,7 @@
     <w:p>
       <w:pPr>
         <w:rPr>
-          <w:rFonts w:ascii="微软雅黑" w:hAnsi="微软雅黑" w:cs="微软雅黑"/>
+          <w:rFonts w:ascii="微软雅黑" w:hAnsi="微软雅黑" w:cs="微软雅黑" w:hint="eastAsia"/>
           <w:bCs/>
           <w:color w:val="222222"/>
           <w:sz w:val="24"/>
@@ -1287,7 +1412,7 @@
           <w:numId w:val="8"/>
         </w:numPr>
         <w:rPr>
-          <w:rFonts w:ascii="微软雅黑" w:hAnsi="微软雅黑" w:cs="微软雅黑"/>
+          <w:rFonts w:ascii="微软雅黑" w:hAnsi="微软雅黑" w:cs="微软雅黑" w:hint="eastAsia"/>
           <w:b/>
           <w:sz w:val="28"/>
           <w:szCs w:val="28"/>
@@ -1318,7 +1443,7 @@
     <w:p>
       <w:pPr>
         <w:rPr>
-          <w:rFonts w:ascii="微软雅黑" w:hAnsi="微软雅黑" w:cs="微软雅黑"/>
+          <w:rFonts w:ascii="微软雅黑" w:hAnsi="微软雅黑" w:cs="微软雅黑" w:hint="eastAsia"/>
           <w:bCs/>
           <w:color w:val="222222"/>
           <w:sz w:val="24"/>
@@ -1434,7 +1559,7 @@
           <w:numId w:val="9"/>
         </w:numPr>
         <w:rPr>
-          <w:rFonts w:ascii="微软雅黑" w:hAnsi="微软雅黑" w:cs="微软雅黑"/>
+          <w:rFonts w:ascii="微软雅黑" w:hAnsi="微软雅黑" w:cs="微软雅黑" w:hint="eastAsia"/>
           <w:b/>
           <w:sz w:val="28"/>
           <w:szCs w:val="28"/>
@@ -1467,7 +1592,7 @@
     <w:p>
       <w:pPr>
         <w:rPr>
-          <w:rFonts w:ascii="微软雅黑" w:hAnsi="微软雅黑" w:cs="微软雅黑"/>
+          <w:rFonts w:ascii="微软雅黑" w:hAnsi="微软雅黑" w:cs="微软雅黑" w:hint="eastAsia"/>
           <w:bCs/>
           <w:color w:val="222222"/>
           <w:sz w:val="24"/>
@@ -1538,7 +1663,7 @@
           <w:numId w:val="10"/>
         </w:numPr>
         <w:rPr>
-          <w:rFonts w:ascii="微软雅黑" w:hAnsi="微软雅黑" w:cs="微软雅黑"/>
+          <w:rFonts w:ascii="微软雅黑" w:hAnsi="微软雅黑" w:cs="微软雅黑" w:hint="eastAsia"/>
           <w:b/>
           <w:color w:val="222222"/>
           <w:sz w:val="28"/>
@@ -1632,7 +1757,7 @@
           <w:numId w:val="11"/>
         </w:numPr>
         <w:rPr>
-          <w:rFonts w:ascii="微软雅黑" w:hAnsi="微软雅黑" w:cs="微软雅黑"/>
+          <w:rFonts w:ascii="微软雅黑" w:hAnsi="微软雅黑" w:cs="微软雅黑" w:hint="eastAsia"/>
           <w:b/>
           <w:color w:val="000000" w:themeColor="text1"/>
           <w:sz w:val="28"/>
@@ -1655,7 +1780,7 @@
     <w:p>
       <w:pPr>
         <w:rPr>
-          <w:rFonts w:ascii="微软雅黑" w:hAnsi="微软雅黑" w:cs="微软雅黑"/>
+          <w:rFonts w:ascii="微软雅黑" w:hAnsi="微软雅黑" w:cs="微软雅黑" w:hint="eastAsia"/>
           <w:bCs/>
           <w:color w:val="0D0D0D" w:themeColor="text1" w:themeTint="F2"/>
           <w:sz w:val="20"/>
@@ -1755,7 +1880,7 @@
     <w:p>
       <w:pPr>
         <w:rPr>
-          <w:rFonts w:ascii="微软雅黑" w:hAnsi="微软雅黑" w:cs="微软雅黑"/>
+          <w:rFonts w:ascii="微软雅黑" w:hAnsi="微软雅黑" w:cs="微软雅黑" w:hint="eastAsia"/>
           <w:bCs/>
           <w:color w:val="000000" w:themeColor="text1"/>
           <w:sz w:val="22"/>
@@ -1766,7 +1891,7 @@
     <w:p>
       <w:pPr>
         <w:rPr>
-          <w:rFonts w:ascii="微软雅黑" w:hAnsi="微软雅黑" w:cs="微软雅黑"/>
+          <w:rFonts w:ascii="微软雅黑" w:hAnsi="微软雅黑" w:cs="微软雅黑" w:hint="eastAsia"/>
           <w:bCs/>
           <w:color w:val="000000" w:themeColor="text1"/>
           <w:sz w:val="22"/>
@@ -1812,7 +1937,7 @@
             <w:pPr>
               <w:jc w:val="center"/>
               <w:rPr>
-                <w:rFonts w:ascii="微软雅黑" w:hAnsi="微软雅黑" w:cs="微软雅黑"/>
+                <w:rFonts w:ascii="微软雅黑" w:hAnsi="微软雅黑" w:cs="微软雅黑" w:hint="eastAsia"/>
                 <w:b/>
                 <w:sz w:val="28"/>
                 <w:szCs w:val="28"/>
@@ -1847,7 +1972,7 @@
           <w:p>
             <w:pPr>
               <w:rPr>
-                <w:rFonts w:ascii="微软雅黑" w:hAnsi="微软雅黑" w:cs="微软雅黑"/>
+                <w:rFonts w:ascii="微软雅黑" w:hAnsi="微软雅黑" w:cs="微软雅黑" w:hint="eastAsia"/>
                 <w:sz w:val="28"/>
                 <w:szCs w:val="28"/>
               </w:rPr>
@@ -1862,7 +1987,7 @@
         <w:ind w:left="0"/>
         <w:jc w:val="both"/>
         <w:rPr>
-          <w:rFonts w:ascii="微软雅黑" w:hAnsi="微软雅黑" w:cs="微软雅黑"/>
+          <w:rFonts w:ascii="微软雅黑" w:hAnsi="微软雅黑" w:cs="微软雅黑" w:hint="eastAsia"/>
           <w:b/>
           <w:color w:val="0D0D0D" w:themeColor="text1" w:themeTint="F2"/>
           <w:sz w:val="24"/>
@@ -1891,7 +2016,7 @@
         </w:numPr>
         <w:jc w:val="both"/>
         <w:rPr>
-          <w:rFonts w:ascii="微软雅黑" w:hAnsi="微软雅黑" w:cs="微软雅黑"/>
+          <w:rFonts w:ascii="微软雅黑" w:hAnsi="微软雅黑" w:cs="微软雅黑" w:hint="eastAsia"/>
           <w:bCs/>
           <w:color w:val="0D0D0D" w:themeColor="text1" w:themeTint="F2"/>
           <w:sz w:val="22"/>
@@ -1948,7 +2073,7 @@
         <w:ind w:left="0" w:firstLineChars="200" w:firstLine="440"/>
         <w:jc w:val="both"/>
         <w:rPr>
-          <w:rFonts w:ascii="微软雅黑" w:hAnsi="微软雅黑" w:cs="微软雅黑"/>
+          <w:rFonts w:ascii="微软雅黑" w:hAnsi="微软雅黑" w:cs="微软雅黑" w:hint="eastAsia"/>
           <w:bCs/>
           <w:color w:val="0D0D0D" w:themeColor="text1" w:themeTint="F2"/>
           <w:sz w:val="22"/>
@@ -1977,7 +2102,7 @@
         </w:numPr>
         <w:jc w:val="both"/>
         <w:rPr>
-          <w:rFonts w:ascii="微软雅黑" w:hAnsi="微软雅黑" w:cs="微软雅黑"/>
+          <w:rFonts w:ascii="微软雅黑" w:hAnsi="微软雅黑" w:cs="微软雅黑" w:hint="eastAsia"/>
           <w:bCs/>
           <w:color w:val="0D0D0D" w:themeColor="text1" w:themeTint="F2"/>
           <w:sz w:val="22"/>
@@ -2034,7 +2159,7 @@
         <w:ind w:left="0" w:firstLineChars="200" w:firstLine="440"/>
         <w:jc w:val="both"/>
         <w:rPr>
-          <w:rFonts w:ascii="微软雅黑" w:hAnsi="微软雅黑" w:cs="微软雅黑"/>
+          <w:rFonts w:ascii="微软雅黑" w:hAnsi="微软雅黑" w:cs="微软雅黑" w:hint="eastAsia"/>
           <w:bCs/>
           <w:color w:val="0D0D0D" w:themeColor="text1" w:themeTint="F2"/>
           <w:sz w:val="22"/>
@@ -2058,7 +2183,7 @@
         <w:ind w:left="0"/>
         <w:jc w:val="both"/>
         <w:rPr>
-          <w:rFonts w:ascii="微软雅黑" w:hAnsi="微软雅黑" w:cs="微软雅黑"/>
+          <w:rFonts w:ascii="微软雅黑" w:hAnsi="微软雅黑" w:cs="微软雅黑" w:hint="eastAsia"/>
           <w:b/>
           <w:color w:val="0D0D0D" w:themeColor="text1" w:themeTint="F2"/>
           <w:sz w:val="22"/>
@@ -2072,7 +2197,7 @@
         <w:ind w:left="0"/>
         <w:jc w:val="both"/>
         <w:rPr>
-          <w:rFonts w:ascii="微软雅黑" w:hAnsi="微软雅黑" w:cs="微软雅黑"/>
+          <w:rFonts w:ascii="微软雅黑" w:hAnsi="微软雅黑" w:cs="微软雅黑" w:hint="eastAsia"/>
           <w:b/>
           <w:color w:val="0D0D0D" w:themeColor="text1" w:themeTint="F2"/>
           <w:sz w:val="24"/>
@@ -2101,7 +2226,7 @@
         </w:numPr>
         <w:jc w:val="both"/>
         <w:rPr>
-          <w:rFonts w:ascii="微软雅黑" w:hAnsi="微软雅黑" w:cs="微软雅黑"/>
+          <w:rFonts w:ascii="微软雅黑" w:hAnsi="微软雅黑" w:cs="微软雅黑" w:hint="eastAsia"/>
           <w:bCs/>
           <w:color w:val="0D0D0D" w:themeColor="text1" w:themeTint="F2"/>
           <w:sz w:val="22"/>
@@ -2180,7 +2305,7 @@
         <w:ind w:left="0" w:firstLineChars="200" w:firstLine="440"/>
         <w:jc w:val="both"/>
         <w:rPr>
-          <w:rFonts w:ascii="微软雅黑" w:hAnsi="微软雅黑" w:cs="微软雅黑"/>
+          <w:rFonts w:ascii="微软雅黑" w:hAnsi="微软雅黑" w:cs="微软雅黑" w:hint="eastAsia"/>
           <w:bCs/>
           <w:color w:val="0D0D0D" w:themeColor="text1" w:themeTint="F2"/>
           <w:sz w:val="22"/>
@@ -2207,7 +2332,7 @@
         </w:numPr>
         <w:jc w:val="both"/>
         <w:rPr>
-          <w:rFonts w:ascii="微软雅黑" w:hAnsi="微软雅黑" w:cs="微软雅黑"/>
+          <w:rFonts w:ascii="微软雅黑" w:hAnsi="微软雅黑" w:cs="微软雅黑" w:hint="eastAsia"/>
           <w:bCs/>
           <w:color w:val="0D0D0D" w:themeColor="text1" w:themeTint="F2"/>
           <w:sz w:val="22"/>
@@ -2285,7 +2410,7 @@
         <w:ind w:left="0" w:firstLineChars="200" w:firstLine="440"/>
         <w:jc w:val="both"/>
         <w:rPr>
-          <w:rFonts w:ascii="微软雅黑" w:hAnsi="微软雅黑" w:cs="微软雅黑"/>
+          <w:rFonts w:ascii="微软雅黑" w:hAnsi="微软雅黑" w:cs="微软雅黑" w:hint="eastAsia"/>
           <w:bCs/>
           <w:color w:val="0D0D0D" w:themeColor="text1" w:themeTint="F2"/>
           <w:sz w:val="22"/>
@@ -2312,7 +2437,7 @@
         </w:numPr>
         <w:jc w:val="both"/>
         <w:rPr>
-          <w:rFonts w:ascii="微软雅黑" w:hAnsi="微软雅黑" w:cs="微软雅黑"/>
+          <w:rFonts w:ascii="微软雅黑" w:hAnsi="微软雅黑" w:cs="微软雅黑" w:hint="eastAsia"/>
           <w:bCs/>
           <w:color w:val="0D0D0D" w:themeColor="text1" w:themeTint="F2"/>
           <w:sz w:val="22"/>
@@ -2369,7 +2494,7 @@
         <w:ind w:left="0" w:firstLineChars="200" w:firstLine="440"/>
         <w:jc w:val="both"/>
         <w:rPr>
-          <w:rFonts w:ascii="微软雅黑" w:hAnsi="微软雅黑" w:cs="微软雅黑"/>
+          <w:rFonts w:ascii="微软雅黑" w:hAnsi="微软雅黑" w:cs="微软雅黑" w:hint="eastAsia"/>
           <w:bCs/>
           <w:color w:val="0D0D0D" w:themeColor="text1" w:themeTint="F2"/>
           <w:sz w:val="22"/>
@@ -2396,7 +2521,7 @@
         </w:numPr>
         <w:jc w:val="both"/>
         <w:rPr>
-          <w:rFonts w:ascii="微软雅黑" w:hAnsi="微软雅黑" w:cs="微软雅黑"/>
+          <w:rFonts w:ascii="微软雅黑" w:hAnsi="微软雅黑" w:cs="微软雅黑" w:hint="eastAsia"/>
           <w:bCs/>
           <w:color w:val="0D0D0D" w:themeColor="text1" w:themeTint="F2"/>
           <w:sz w:val="22"/>
@@ -2453,7 +2578,7 @@
         <w:ind w:left="0" w:firstLineChars="200" w:firstLine="440"/>
         <w:jc w:val="both"/>
         <w:rPr>
-          <w:rFonts w:ascii="微软雅黑" w:hAnsi="微软雅黑" w:cs="微软雅黑"/>
+          <w:rFonts w:ascii="微软雅黑" w:hAnsi="微软雅黑" w:cs="微软雅黑" w:hint="eastAsia"/>
           <w:bCs/>
           <w:color w:val="0D0D0D" w:themeColor="text1" w:themeTint="F2"/>
           <w:sz w:val="22"/>
@@ -2488,7 +2613,7 @@
     <w:p>
       <w:pPr>
         <w:rPr>
-          <w:rFonts w:ascii="微软雅黑" w:hAnsi="微软雅黑" w:cs="微软雅黑"/>
+          <w:rFonts w:ascii="微软雅黑" w:hAnsi="微软雅黑" w:cs="微软雅黑" w:hint="eastAsia"/>
           <w:b/>
           <w:color w:val="0D0D0D" w:themeColor="text1" w:themeTint="F2"/>
           <w:sz w:val="24"/>
@@ -2515,7 +2640,7 @@
           <w:numId w:val="17"/>
         </w:numPr>
         <w:rPr>
-          <w:rFonts w:ascii="微软雅黑" w:hAnsi="微软雅黑" w:cs="微软雅黑"/>
+          <w:rFonts w:ascii="微软雅黑" w:hAnsi="微软雅黑" w:cs="微软雅黑" w:hint="eastAsia"/>
           <w:bCs/>
           <w:color w:val="0D0D0D" w:themeColor="text1" w:themeTint="F2"/>
           <w:sz w:val="22"/>
@@ -2539,7 +2664,7 @@
         <w:ind w:left="0" w:firstLineChars="200" w:firstLine="440"/>
         <w:jc w:val="both"/>
         <w:rPr>
-          <w:rFonts w:ascii="微软雅黑" w:hAnsi="微软雅黑" w:cs="微软雅黑"/>
+          <w:rFonts w:ascii="微软雅黑" w:hAnsi="微软雅黑" w:cs="微软雅黑" w:hint="eastAsia"/>
           <w:bCs/>
           <w:color w:val="0D0D0D" w:themeColor="text1" w:themeTint="F2"/>
           <w:sz w:val="20"/>
@@ -2561,7 +2686,7 @@
     <w:p>
       <w:pPr>
         <w:rPr>
-          <w:rFonts w:ascii="微软雅黑" w:hAnsi="微软雅黑" w:cs="微软雅黑"/>
+          <w:rFonts w:ascii="微软雅黑" w:hAnsi="微软雅黑" w:cs="微软雅黑" w:hint="eastAsia"/>
           <w:sz w:val="20"/>
           <w:szCs w:val="20"/>
           <w:lang w:eastAsia="zh-CN"/>
@@ -2580,7 +2705,7 @@
 </file>
 
 <file path=word/endnotes.xml><?xml version="1.0" encoding="utf-8"?>
-<w:endnotes xmlns:wpc="http://schemas.microsoft.com/office/word/2010/wordprocessingCanvas" xmlns:cx="http://schemas.microsoft.com/office/drawing/2014/chartex" xmlns:cx1="http://schemas.microsoft.com/office/drawing/2015/9/8/chartex" xmlns:cx2="http://schemas.microsoft.com/office/drawing/2015/10/21/chartex" xmlns:cx3="http://schemas.microsoft.com/office/drawing/2016/5/9/chartex" xmlns:cx4="http://schemas.microsoft.com/office/drawing/2016/5/10/chartex" xmlns:cx5="http://schemas.microsoft.com/office/drawing/2016/5/11/chartex" xmlns:cx6="http://schemas.microsoft.com/office/drawing/2016/5/12/chartex" xmlns:cx7="http://schemas.microsoft.com/office/drawing/2016/5/13/chartex" xmlns:cx8="http://schemas.microsoft.com/office/drawing/2016/5/14/chartex" xmlns:mc="http://schemas.openxmlformats.org/markup-compatibility/2006" xmlns:aink="http://schemas.microsoft.com/office/drawing/2016/ink" xmlns:am3d="http://schemas.microsoft.com/office/drawing/2017/model3d" xmlns:o="urn:schemas-microsoft-com:office:office" xmlns:r="http://schemas.openxmlformats.org/officeDocument/2006/relationships" xmlns:m="http://schemas.openxmlformats.org/officeDocument/2006/math" xmlns:v="urn:schemas-microsoft-com:vml" xmlns:wp14="http://schemas.microsoft.com/office/word/2010/wordprocessingDrawing" xmlns:wp="http://schemas.openxmlformats.org/drawingml/2006/wordprocessingDrawing" xmlns:w10="urn:schemas-microsoft-com:office:word" xmlns:w="http://schemas.openxmlformats.org/wordprocessingml/2006/main" xmlns:w14="http://schemas.microsoft.com/office/word/2010/wordml" xmlns:w15="http://schemas.microsoft.com/office/word/2012/wordml" xmlns:w16cex="http://schemas.microsoft.com/office/word/2018/wordml/cex" xmlns:w16cid="http://schemas.microsoft.com/office/word/2016/wordml/cid" xmlns:w16="http://schemas.microsoft.com/office/word/2018/wordml" xmlns:w16sdtdh="http://schemas.microsoft.com/office/word/2020/wordml/sdtdatahash" xmlns:w16se="http://schemas.microsoft.com/office/word/2015/wordml/symex" xmlns:wpg="http://schemas.microsoft.com/office/word/2010/wordprocessingGroup" xmlns:wpi="http://schemas.microsoft.com/office/word/2010/wordprocessingInk" xmlns:wne="http://schemas.microsoft.com/office/word/2006/wordml" xmlns:wps="http://schemas.microsoft.com/office/word/2010/wordprocessingShape" mc:Ignorable="w14 w15 w16se w16cid w16 w16cex w16sdtdh wp14">
+<w:endnotes xmlns:wpc="http://schemas.microsoft.com/office/word/2010/wordprocessingCanvas" xmlns:cx="http://schemas.microsoft.com/office/drawing/2014/chartex" xmlns:cx1="http://schemas.microsoft.com/office/drawing/2015/9/8/chartex" xmlns:cx2="http://schemas.microsoft.com/office/drawing/2015/10/21/chartex" xmlns:cx3="http://schemas.microsoft.com/office/drawing/2016/5/9/chartex" xmlns:cx4="http://schemas.microsoft.com/office/drawing/2016/5/10/chartex" xmlns:cx5="http://schemas.microsoft.com/office/drawing/2016/5/11/chartex" xmlns:cx6="http://schemas.microsoft.com/office/drawing/2016/5/12/chartex" xmlns:cx7="http://schemas.microsoft.com/office/drawing/2016/5/13/chartex" xmlns:cx8="http://schemas.microsoft.com/office/drawing/2016/5/14/chartex" xmlns:mc="http://schemas.openxmlformats.org/markup-compatibility/2006" xmlns:aink="http://schemas.microsoft.com/office/drawing/2016/ink" xmlns:am3d="http://schemas.microsoft.com/office/drawing/2017/model3d" xmlns:o="urn:schemas-microsoft-com:office:office" xmlns:oel="http://schemas.microsoft.com/office/2019/extlst" xmlns:r="http://schemas.openxmlformats.org/officeDocument/2006/relationships" xmlns:m="http://schemas.openxmlformats.org/officeDocument/2006/math" xmlns:v="urn:schemas-microsoft-com:vml" xmlns:wp14="http://schemas.microsoft.com/office/word/2010/wordprocessingDrawing" xmlns:wp="http://schemas.openxmlformats.org/drawingml/2006/wordprocessingDrawing" xmlns:w10="urn:schemas-microsoft-com:office:word" xmlns:w="http://schemas.openxmlformats.org/wordprocessingml/2006/main" xmlns:w14="http://schemas.microsoft.com/office/word/2010/wordml" xmlns:w15="http://schemas.microsoft.com/office/word/2012/wordml" xmlns:w16cex="http://schemas.microsoft.com/office/word/2018/wordml/cex" xmlns:w16cid="http://schemas.microsoft.com/office/word/2016/wordml/cid" xmlns:w16="http://schemas.microsoft.com/office/word/2018/wordml" xmlns:w16du="http://schemas.microsoft.com/office/word/2023/wordml/word16du" xmlns:w16sdtdh="http://schemas.microsoft.com/office/word/2020/wordml/sdtdatahash" xmlns:w16sdtfl="http://schemas.microsoft.com/office/word/2024/wordml/sdtformatlock" xmlns:w16se="http://schemas.microsoft.com/office/word/2015/wordml/symex" xmlns:wpg="http://schemas.microsoft.com/office/word/2010/wordprocessingGroup" xmlns:wpi="http://schemas.microsoft.com/office/word/2010/wordprocessingInk" xmlns:wne="http://schemas.microsoft.com/office/word/2006/wordml" xmlns:wps="http://schemas.microsoft.com/office/word/2010/wordprocessingShape" mc:Ignorable="w14 w15 w16se w16cid w16 w16cex w16sdtdh w16sdtfl w16du wp14">
   <w:endnote w:type="separator" w:id="-1">
     <w:p>
       <w:r>
@@ -2599,7 +2724,7 @@
 </file>
 
 <file path=word/footer1.xml><?xml version="1.0" encoding="utf-8"?>
-<w:ftr xmlns:wpc="http://schemas.microsoft.com/office/word/2010/wordprocessingCanvas" xmlns:cx="http://schemas.microsoft.com/office/drawing/2014/chartex" xmlns:cx1="http://schemas.microsoft.com/office/drawing/2015/9/8/chartex" xmlns:cx2="http://schemas.microsoft.com/office/drawing/2015/10/21/chartex" xmlns:cx3="http://schemas.microsoft.com/office/drawing/2016/5/9/chartex" xmlns:cx4="http://schemas.microsoft.com/office/drawing/2016/5/10/chartex" xmlns:cx5="http://schemas.microsoft.com/office/drawing/2016/5/11/chartex" xmlns:cx6="http://schemas.microsoft.com/office/drawing/2016/5/12/chartex" xmlns:cx7="http://schemas.microsoft.com/office/drawing/2016/5/13/chartex" xmlns:cx8="http://schemas.microsoft.com/office/drawing/2016/5/14/chartex" xmlns:mc="http://schemas.openxmlformats.org/markup-compatibility/2006" xmlns:aink="http://schemas.microsoft.com/office/drawing/2016/ink" xmlns:am3d="http://schemas.microsoft.com/office/drawing/2017/model3d" xmlns:o="urn:schemas-microsoft-com:office:office" xmlns:r="http://schemas.openxmlformats.org/officeDocument/2006/relationships" xmlns:m="http://schemas.openxmlformats.org/officeDocument/2006/math" xmlns:v="urn:schemas-microsoft-com:vml" xmlns:wp14="http://schemas.microsoft.com/office/word/2010/wordprocessingDrawing" xmlns:wp="http://schemas.openxmlformats.org/drawingml/2006/wordprocessingDrawing" xmlns:w10="urn:schemas-microsoft-com:office:word" xmlns:w="http://schemas.openxmlformats.org/wordprocessingml/2006/main" xmlns:w14="http://schemas.microsoft.com/office/word/2010/wordml" xmlns:w15="http://schemas.microsoft.com/office/word/2012/wordml" xmlns:w16cex="http://schemas.microsoft.com/office/word/2018/wordml/cex" xmlns:w16cid="http://schemas.microsoft.com/office/word/2016/wordml/cid" xmlns:w16="http://schemas.microsoft.com/office/word/2018/wordml" xmlns:w16sdtdh="http://schemas.microsoft.com/office/word/2020/wordml/sdtdatahash" xmlns:w16se="http://schemas.microsoft.com/office/word/2015/wordml/symex" xmlns:wpg="http://schemas.microsoft.com/office/word/2010/wordprocessingGroup" xmlns:wpi="http://schemas.microsoft.com/office/word/2010/wordprocessingInk" xmlns:wne="http://schemas.microsoft.com/office/word/2006/wordml" xmlns:wps="http://schemas.microsoft.com/office/word/2010/wordprocessingShape" mc:Ignorable="w14 w15 w16se w16cid w16 w16cex w16sdtdh wp14">
+<w:ftr xmlns:wpc="http://schemas.microsoft.com/office/word/2010/wordprocessingCanvas" xmlns:cx="http://schemas.microsoft.com/office/drawing/2014/chartex" xmlns:cx1="http://schemas.microsoft.com/office/drawing/2015/9/8/chartex" xmlns:cx2="http://schemas.microsoft.com/office/drawing/2015/10/21/chartex" xmlns:cx3="http://schemas.microsoft.com/office/drawing/2016/5/9/chartex" xmlns:cx4="http://schemas.microsoft.com/office/drawing/2016/5/10/chartex" xmlns:cx5="http://schemas.microsoft.com/office/drawing/2016/5/11/chartex" xmlns:cx6="http://schemas.microsoft.com/office/drawing/2016/5/12/chartex" xmlns:cx7="http://schemas.microsoft.com/office/drawing/2016/5/13/chartex" xmlns:cx8="http://schemas.microsoft.com/office/drawing/2016/5/14/chartex" xmlns:mc="http://schemas.openxmlformats.org/markup-compatibility/2006" xmlns:aink="http://schemas.microsoft.com/office/drawing/2016/ink" xmlns:am3d="http://schemas.microsoft.com/office/drawing/2017/model3d" xmlns:o="urn:schemas-microsoft-com:office:office" xmlns:oel="http://schemas.microsoft.com/office/2019/extlst" xmlns:r="http://schemas.openxmlformats.org/officeDocument/2006/relationships" xmlns:m="http://schemas.openxmlformats.org/officeDocument/2006/math" xmlns:v="urn:schemas-microsoft-com:vml" xmlns:wp14="http://schemas.microsoft.com/office/word/2010/wordprocessingDrawing" xmlns:wp="http://schemas.openxmlformats.org/drawingml/2006/wordprocessingDrawing" xmlns:w10="urn:schemas-microsoft-com:office:word" xmlns:w="http://schemas.openxmlformats.org/wordprocessingml/2006/main" xmlns:w14="http://schemas.microsoft.com/office/word/2010/wordml" xmlns:w15="http://schemas.microsoft.com/office/word/2012/wordml" xmlns:w16cex="http://schemas.microsoft.com/office/word/2018/wordml/cex" xmlns:w16cid="http://schemas.microsoft.com/office/word/2016/wordml/cid" xmlns:w16="http://schemas.microsoft.com/office/word/2018/wordml" xmlns:w16du="http://schemas.microsoft.com/office/word/2023/wordml/word16du" xmlns:w16sdtdh="http://schemas.microsoft.com/office/word/2020/wordml/sdtdatahash" xmlns:w16sdtfl="http://schemas.microsoft.com/office/word/2024/wordml/sdtformatlock" xmlns:w16se="http://schemas.microsoft.com/office/word/2015/wordml/symex" xmlns:wpg="http://schemas.microsoft.com/office/word/2010/wordprocessingGroup" xmlns:wpi="http://schemas.microsoft.com/office/word/2010/wordprocessingInk" xmlns:wne="http://schemas.microsoft.com/office/word/2006/wordml" xmlns:wps="http://schemas.microsoft.com/office/word/2010/wordprocessingShape" mc:Ignorable="w14 w15 w16se w16cid w16 w16cex w16sdtdh w16sdtfl w16du wp14">
   <w:p>
     <w:pPr>
       <w:pStyle w:val="ab"/>
@@ -2610,7 +2735,7 @@
 </file>
 
 <file path=word/footnotes.xml><?xml version="1.0" encoding="utf-8"?>
-<w:footnotes xmlns:wpc="http://schemas.microsoft.com/office/word/2010/wordprocessingCanvas" xmlns:cx="http://schemas.microsoft.com/office/drawing/2014/chartex" xmlns:cx1="http://schemas.microsoft.com/office/drawing/2015/9/8/chartex" xmlns:cx2="http://schemas.microsoft.com/office/drawing/2015/10/21/chartex" xmlns:cx3="http://schemas.microsoft.com/office/drawing/2016/5/9/chartex" xmlns:cx4="http://schemas.microsoft.com/office/drawing/2016/5/10/chartex" xmlns:cx5="http://schemas.microsoft.com/office/drawing/2016/5/11/chartex" xmlns:cx6="http://schemas.microsoft.com/office/drawing/2016/5/12/chartex" xmlns:cx7="http://schemas.microsoft.com/office/drawing/2016/5/13/chartex" xmlns:cx8="http://schemas.microsoft.com/office/drawing/2016/5/14/chartex" xmlns:mc="http://schemas.openxmlformats.org/markup-compatibility/2006" xmlns:aink="http://schemas.microsoft.com/office/drawing/2016/ink" xmlns:am3d="http://schemas.microsoft.com/office/drawing/2017/model3d" xmlns:o="urn:schemas-microsoft-com:office:office" xmlns:r="http://schemas.openxmlformats.org/officeDocument/2006/relationships" xmlns:m="http://schemas.openxmlformats.org/officeDocument/2006/math" xmlns:v="urn:schemas-microsoft-com:vml" xmlns:wp14="http://schemas.microsoft.com/office/word/2010/wordprocessingDrawing" xmlns:wp="http://schemas.openxmlformats.org/drawingml/2006/wordprocessingDrawing" xmlns:w10="urn:schemas-microsoft-com:office:word" xmlns:w="http://schemas.openxmlformats.org/wordprocessingml/2006/main" xmlns:w14="http://schemas.microsoft.com/office/word/2010/wordml" xmlns:w15="http://schemas.microsoft.com/office/word/2012/wordml" xmlns:w16cex="http://schemas.microsoft.com/office/word/2018/wordml/cex" xmlns:w16cid="http://schemas.microsoft.com/office/word/2016/wordml/cid" xmlns:w16="http://schemas.microsoft.com/office/word/2018/wordml" xmlns:w16sdtdh="http://schemas.microsoft.com/office/word/2020/wordml/sdtdatahash" xmlns:w16se="http://schemas.microsoft.com/office/word/2015/wordml/symex" xmlns:wpg="http://schemas.microsoft.com/office/word/2010/wordprocessingGroup" xmlns:wpi="http://schemas.microsoft.com/office/word/2010/wordprocessingInk" xmlns:wne="http://schemas.microsoft.com/office/word/2006/wordml" xmlns:wps="http://schemas.microsoft.com/office/word/2010/wordprocessingShape" mc:Ignorable="w14 w15 w16se w16cid w16 w16cex w16sdtdh wp14">
+<w:footnotes xmlns:wpc="http://schemas.microsoft.com/office/word/2010/wordprocessingCanvas" xmlns:cx="http://schemas.microsoft.com/office/drawing/2014/chartex" xmlns:cx1="http://schemas.microsoft.com/office/drawing/2015/9/8/chartex" xmlns:cx2="http://schemas.microsoft.com/office/drawing/2015/10/21/chartex" xmlns:cx3="http://schemas.microsoft.com/office/drawing/2016/5/9/chartex" xmlns:cx4="http://schemas.microsoft.com/office/drawing/2016/5/10/chartex" xmlns:cx5="http://schemas.microsoft.com/office/drawing/2016/5/11/chartex" xmlns:cx6="http://schemas.microsoft.com/office/drawing/2016/5/12/chartex" xmlns:cx7="http://schemas.microsoft.com/office/drawing/2016/5/13/chartex" xmlns:cx8="http://schemas.microsoft.com/office/drawing/2016/5/14/chartex" xmlns:mc="http://schemas.openxmlformats.org/markup-compatibility/2006" xmlns:aink="http://schemas.microsoft.com/office/drawing/2016/ink" xmlns:am3d="http://schemas.microsoft.com/office/drawing/2017/model3d" xmlns:o="urn:schemas-microsoft-com:office:office" xmlns:oel="http://schemas.microsoft.com/office/2019/extlst" xmlns:r="http://schemas.openxmlformats.org/officeDocument/2006/relationships" xmlns:m="http://schemas.openxmlformats.org/officeDocument/2006/math" xmlns:v="urn:schemas-microsoft-com:vml" xmlns:wp14="http://schemas.microsoft.com/office/word/2010/wordprocessingDrawing" xmlns:wp="http://schemas.openxmlformats.org/drawingml/2006/wordprocessingDrawing" xmlns:w10="urn:schemas-microsoft-com:office:word" xmlns:w="http://schemas.openxmlformats.org/wordprocessingml/2006/main" xmlns:w14="http://schemas.microsoft.com/office/word/2010/wordml" xmlns:w15="http://schemas.microsoft.com/office/word/2012/wordml" xmlns:w16cex="http://schemas.microsoft.com/office/word/2018/wordml/cex" xmlns:w16cid="http://schemas.microsoft.com/office/word/2016/wordml/cid" xmlns:w16="http://schemas.microsoft.com/office/word/2018/wordml" xmlns:w16du="http://schemas.microsoft.com/office/word/2023/wordml/word16du" xmlns:w16sdtdh="http://schemas.microsoft.com/office/word/2020/wordml/sdtdatahash" xmlns:w16sdtfl="http://schemas.microsoft.com/office/word/2024/wordml/sdtformatlock" xmlns:w16se="http://schemas.microsoft.com/office/word/2015/wordml/symex" xmlns:wpg="http://schemas.microsoft.com/office/word/2010/wordprocessingGroup" xmlns:wpi="http://schemas.microsoft.com/office/word/2010/wordprocessingInk" xmlns:wne="http://schemas.microsoft.com/office/word/2006/wordml" xmlns:wps="http://schemas.microsoft.com/office/word/2010/wordprocessingShape" mc:Ignorable="w14 w15 w16se w16cid w16 w16cex w16sdtdh w16sdtfl w16du wp14">
   <w:footnote w:type="separator" w:id="-1">
     <w:p>
       <w:r>
@@ -2629,7 +2754,7 @@
 </file>
 
 <file path=word/numbering.xml><?xml version="1.0" encoding="utf-8"?>
-<w:numbering xmlns:wpc="http://schemas.microsoft.com/office/word/2010/wordprocessingCanvas" xmlns:cx="http://schemas.microsoft.com/office/drawing/2014/chartex" xmlns:cx1="http://schemas.microsoft.com/office/drawing/2015/9/8/chartex" xmlns:cx2="http://schemas.microsoft.com/office/drawing/2015/10/21/chartex" xmlns:cx3="http://schemas.microsoft.com/office/drawing/2016/5/9/chartex" xmlns:cx4="http://schemas.microsoft.com/office/drawing/2016/5/10/chartex" xmlns:cx5="http://schemas.microsoft.com/office/drawing/2016/5/11/chartex" xmlns:cx6="http://schemas.microsoft.com/office/drawing/2016/5/12/chartex" xmlns:cx7="http://schemas.microsoft.com/office/drawing/2016/5/13/chartex" xmlns:cx8="http://schemas.microsoft.com/office/drawing/2016/5/14/chartex" xmlns:mc="http://schemas.openxmlformats.org/markup-compatibility/2006" xmlns:aink="http://schemas.microsoft.com/office/drawing/2016/ink" xmlns:am3d="http://schemas.microsoft.com/office/drawing/2017/model3d" xmlns:o="urn:schemas-microsoft-com:office:office" xmlns:r="http://schemas.openxmlformats.org/officeDocument/2006/relationships" xmlns:m="http://schemas.openxmlformats.org/officeDocument/2006/math" xmlns:v="urn:schemas-microsoft-com:vml" xmlns:wp14="http://schemas.microsoft.com/office/word/2010/wordprocessingDrawing" xmlns:wp="http://schemas.openxmlformats.org/drawingml/2006/wordprocessingDrawing" xmlns:w10="urn:schemas-microsoft-com:office:word" xmlns:w="http://schemas.openxmlformats.org/wordprocessingml/2006/main" xmlns:w14="http://schemas.microsoft.com/office/word/2010/wordml" xmlns:w15="http://schemas.microsoft.com/office/word/2012/wordml" xmlns:w16cex="http://schemas.microsoft.com/office/word/2018/wordml/cex" xmlns:w16cid="http://schemas.microsoft.com/office/word/2016/wordml/cid" xmlns:w16="http://schemas.microsoft.com/office/word/2018/wordml" xmlns:w16sdtdh="http://schemas.microsoft.com/office/word/2020/wordml/sdtdatahash" xmlns:w16se="http://schemas.microsoft.com/office/word/2015/wordml/symex" xmlns:wpg="http://schemas.microsoft.com/office/word/2010/wordprocessingGroup" xmlns:wpi="http://schemas.microsoft.com/office/word/2010/wordprocessingInk" xmlns:wne="http://schemas.microsoft.com/office/word/2006/wordml" xmlns:wps="http://schemas.microsoft.com/office/word/2010/wordprocessingShape" mc:Ignorable="w14 w15 w16se w16cid w16 w16cex w16sdtdh wp14">
+<w:numbering xmlns:wpc="http://schemas.microsoft.com/office/word/2010/wordprocessingCanvas" xmlns:cx="http://schemas.microsoft.com/office/drawing/2014/chartex" xmlns:cx1="http://schemas.microsoft.com/office/drawing/2015/9/8/chartex" xmlns:cx2="http://schemas.microsoft.com/office/drawing/2015/10/21/chartex" xmlns:cx3="http://schemas.microsoft.com/office/drawing/2016/5/9/chartex" xmlns:cx4="http://schemas.microsoft.com/office/drawing/2016/5/10/chartex" xmlns:cx5="http://schemas.microsoft.com/office/drawing/2016/5/11/chartex" xmlns:cx6="http://schemas.microsoft.com/office/drawing/2016/5/12/chartex" xmlns:cx7="http://schemas.microsoft.com/office/drawing/2016/5/13/chartex" xmlns:cx8="http://schemas.microsoft.com/office/drawing/2016/5/14/chartex" xmlns:mc="http://schemas.openxmlformats.org/markup-compatibility/2006" xmlns:aink="http://schemas.microsoft.com/office/drawing/2016/ink" xmlns:am3d="http://schemas.microsoft.com/office/drawing/2017/model3d" xmlns:o="urn:schemas-microsoft-com:office:office" xmlns:oel="http://schemas.microsoft.com/office/2019/extlst" xmlns:r="http://schemas.openxmlformats.org/officeDocument/2006/relationships" xmlns:m="http://schemas.openxmlformats.org/officeDocument/2006/math" xmlns:v="urn:schemas-microsoft-com:vml" xmlns:wp14="http://schemas.microsoft.com/office/word/2010/wordprocessingDrawing" xmlns:wp="http://schemas.openxmlformats.org/drawingml/2006/wordprocessingDrawing" xmlns:w10="urn:schemas-microsoft-com:office:word" xmlns:w="http://schemas.openxmlformats.org/wordprocessingml/2006/main" xmlns:w14="http://schemas.microsoft.com/office/word/2010/wordml" xmlns:w15="http://schemas.microsoft.com/office/word/2012/wordml" xmlns:w16cex="http://schemas.microsoft.com/office/word/2018/wordml/cex" xmlns:w16cid="http://schemas.microsoft.com/office/word/2016/wordml/cid" xmlns:w16="http://schemas.microsoft.com/office/word/2018/wordml" xmlns:w16du="http://schemas.microsoft.com/office/word/2023/wordml/word16du" xmlns:w16sdtdh="http://schemas.microsoft.com/office/word/2020/wordml/sdtdatahash" xmlns:w16sdtfl="http://schemas.microsoft.com/office/word/2024/wordml/sdtformatlock" xmlns:w16se="http://schemas.microsoft.com/office/word/2015/wordml/symex" xmlns:wpg="http://schemas.microsoft.com/office/word/2010/wordprocessingGroup" xmlns:wpi="http://schemas.microsoft.com/office/word/2010/wordprocessingInk" xmlns:wne="http://schemas.microsoft.com/office/word/2006/wordml" xmlns:wps="http://schemas.microsoft.com/office/word/2010/wordprocessingShape" mc:Ignorable="w14 w15 w16se w16cid w16 w16cex w16sdtdh w16sdtfl w16du wp14">
   <w:abstractNum w:abstractNumId="0" w15:restartNumberingAfterBreak="0">
     <w:nsid w:val="BBB567E8"/>
     <w:multiLevelType w:val="singleLevel"/>
@@ -2934,62 +3059,62 @@
       </w:rPr>
     </w:lvl>
   </w:abstractNum>
-  <w:num w:numId="1">
+  <w:num w:numId="1" w16cid:durableId="670719417">
     <w:abstractNumId w:val="10"/>
   </w:num>
-  <w:num w:numId="2">
+  <w:num w:numId="2" w16cid:durableId="1168980578">
     <w:abstractNumId w:val="13"/>
   </w:num>
-  <w:num w:numId="3">
+  <w:num w:numId="3" w16cid:durableId="368458085">
     <w:abstractNumId w:val="14"/>
   </w:num>
-  <w:num w:numId="4">
+  <w:num w:numId="4" w16cid:durableId="146093991">
     <w:abstractNumId w:val="11"/>
   </w:num>
-  <w:num w:numId="5">
+  <w:num w:numId="5" w16cid:durableId="217710759">
     <w:abstractNumId w:val="9"/>
   </w:num>
-  <w:num w:numId="6">
+  <w:num w:numId="6" w16cid:durableId="1985809863">
     <w:abstractNumId w:val="12"/>
   </w:num>
-  <w:num w:numId="7">
+  <w:num w:numId="7" w16cid:durableId="1281104349">
     <w:abstractNumId w:val="8"/>
   </w:num>
-  <w:num w:numId="8">
+  <w:num w:numId="8" w16cid:durableId="2128624827">
     <w:abstractNumId w:val="0"/>
   </w:num>
-  <w:num w:numId="9">
+  <w:num w:numId="9" w16cid:durableId="910431901">
     <w:abstractNumId w:val="4"/>
   </w:num>
-  <w:num w:numId="10">
+  <w:num w:numId="10" w16cid:durableId="291055724">
     <w:abstractNumId w:val="16"/>
   </w:num>
-  <w:num w:numId="11">
+  <w:num w:numId="11" w16cid:durableId="2031955713">
     <w:abstractNumId w:val="5"/>
   </w:num>
-  <w:num w:numId="12">
+  <w:num w:numId="12" w16cid:durableId="129984009">
     <w:abstractNumId w:val="2"/>
   </w:num>
-  <w:num w:numId="13">
+  <w:num w:numId="13" w16cid:durableId="1972321581">
     <w:abstractNumId w:val="1"/>
   </w:num>
-  <w:num w:numId="14">
+  <w:num w:numId="14" w16cid:durableId="657197719">
     <w:abstractNumId w:val="15"/>
   </w:num>
-  <w:num w:numId="15">
+  <w:num w:numId="15" w16cid:durableId="752512148">
     <w:abstractNumId w:val="6"/>
   </w:num>
-  <w:num w:numId="16">
+  <w:num w:numId="16" w16cid:durableId="1940092479">
     <w:abstractNumId w:val="3"/>
   </w:num>
-  <w:num w:numId="17">
+  <w:num w:numId="17" w16cid:durableId="1742287524">
     <w:abstractNumId w:val="7"/>
   </w:num>
 </w:numbering>
 </file>
 
 <file path=word/styles.xml><?xml version="1.0" encoding="utf-8"?>
-<w:styles xmlns:mc="http://schemas.openxmlformats.org/markup-compatibility/2006" xmlns:r="http://schemas.openxmlformats.org/officeDocument/2006/relationships" xmlns:w="http://schemas.openxmlformats.org/wordprocessingml/2006/main" xmlns:w14="http://schemas.microsoft.com/office/word/2010/wordml" xmlns:w15="http://schemas.microsoft.com/office/word/2012/wordml" xmlns:w16cex="http://schemas.microsoft.com/office/word/2018/wordml/cex" xmlns:w16cid="http://schemas.microsoft.com/office/word/2016/wordml/cid" xmlns:w16="http://schemas.microsoft.com/office/word/2018/wordml" xmlns:w16sdtdh="http://schemas.microsoft.com/office/word/2020/wordml/sdtdatahash" xmlns:w16se="http://schemas.microsoft.com/office/word/2015/wordml/symex" mc:Ignorable="w14 w15 w16se w16cid w16 w16cex w16sdtdh">
+<w:styles xmlns:mc="http://schemas.openxmlformats.org/markup-compatibility/2006" xmlns:r="http://schemas.openxmlformats.org/officeDocument/2006/relationships" xmlns:w="http://schemas.openxmlformats.org/wordprocessingml/2006/main" xmlns:w14="http://schemas.microsoft.com/office/word/2010/wordml" xmlns:w15="http://schemas.microsoft.com/office/word/2012/wordml" xmlns:w16cex="http://schemas.microsoft.com/office/word/2018/wordml/cex" xmlns:w16cid="http://schemas.microsoft.com/office/word/2016/wordml/cid" xmlns:w16="http://schemas.microsoft.com/office/word/2018/wordml" xmlns:w16du="http://schemas.microsoft.com/office/word/2023/wordml/word16du" xmlns:w16sdtdh="http://schemas.microsoft.com/office/word/2020/wordml/sdtdatahash" xmlns:w16sdtfl="http://schemas.microsoft.com/office/word/2024/wordml/sdtformatlock" xmlns:w16se="http://schemas.microsoft.com/office/word/2015/wordml/symex" mc:Ignorable="w14 w15 w16se w16cid w16 w16cex w16sdtdh w16sdtfl w16du">
   <w:docDefaults>
     <w:rPrDefault>
       <w:rPr>
